--- a/docs/satishsarakanamdocx.docx
+++ b/docs/satishsarakanamdocx.docx
@@ -418,7 +418,37 @@
                 <w:sz w:val="20"/>
                 <w:szCs w:val="20"/>
               </w:rPr>
-              <w:t>HTML5. CSS3</w:t>
+              <w:t>Tan</w:t>
+            </w:r>
+            <w:r>
+              <w:rPr>
+                <w:rStyle w:val="span"/>
+                <w:rFonts w:ascii="Rubik" w:hAnsi="Rubik" w:eastAsia="Rubik" w:cs="Rubik"/>
+                <w:color w:val="2A2A2A"/>
+                <w:sz w:val="20"/>
+                <w:szCs w:val="20"/>
+              </w:rPr>
+              <w:t>S</w:t>
+            </w:r>
+            <w:r>
+              <w:rPr>
+                <w:rStyle w:val="span"/>
+                <w:rFonts w:ascii="Rubik" w:hAnsi="Rubik" w:eastAsia="Rubik" w:cs="Rubik"/>
+                <w:color w:val="2A2A2A"/>
+                <w:sz w:val="20"/>
+                <w:szCs w:val="20"/>
+              </w:rPr>
+              <w:t>tack</w:t>
+            </w:r>
+            <w:r>
+              <w:rPr>
+                <w:rStyle w:val="span"/>
+                <w:rFonts w:ascii="Rubik" w:hAnsi="Rubik" w:eastAsia="Rubik" w:cs="Rubik"/>
+                <w:color w:val="2A2A2A"/>
+                <w:sz w:val="20"/>
+                <w:szCs w:val="20"/>
+              </w:rPr>
+              <w:t xml:space="preserve"> Query</w:t>
             </w:r>
           </w:p>
           <w:p>
@@ -449,7 +479,37 @@
                 <w:sz w:val="20"/>
                 <w:szCs w:val="20"/>
               </w:rPr>
-              <w:t>JQuery</w:t>
+              <w:t>Tan</w:t>
+            </w:r>
+            <w:r>
+              <w:rPr>
+                <w:rStyle w:val="span"/>
+                <w:rFonts w:ascii="Rubik" w:hAnsi="Rubik" w:eastAsia="Rubik" w:cs="Rubik"/>
+                <w:color w:val="2A2A2A"/>
+                <w:sz w:val="20"/>
+                <w:szCs w:val="20"/>
+              </w:rPr>
+              <w:t>S</w:t>
+            </w:r>
+            <w:r>
+              <w:rPr>
+                <w:rStyle w:val="span"/>
+                <w:rFonts w:ascii="Rubik" w:hAnsi="Rubik" w:eastAsia="Rubik" w:cs="Rubik"/>
+                <w:color w:val="2A2A2A"/>
+                <w:sz w:val="20"/>
+                <w:szCs w:val="20"/>
+              </w:rPr>
+              <w:t>tack</w:t>
+            </w:r>
+            <w:r>
+              <w:rPr>
+                <w:rStyle w:val="span"/>
+                <w:rFonts w:ascii="Rubik" w:hAnsi="Rubik" w:eastAsia="Rubik" w:cs="Rubik"/>
+                <w:color w:val="2A2A2A"/>
+                <w:sz w:val="20"/>
+                <w:szCs w:val="20"/>
+              </w:rPr>
+              <w:t xml:space="preserve"> Router</w:t>
             </w:r>
           </w:p>
           <w:p>
@@ -480,7 +540,7 @@
                 <w:sz w:val="20"/>
                 <w:szCs w:val="20"/>
               </w:rPr>
-              <w:t>Responsive Web Design</w:t>
+              <w:t>HTML5. CSS3</w:t>
             </w:r>
           </w:p>
           <w:p>
@@ -511,7 +571,7 @@
                 <w:sz w:val="20"/>
                 <w:szCs w:val="20"/>
               </w:rPr>
-              <w:t>Ally</w:t>
+              <w:t>Tailwind CSS</w:t>
             </w:r>
           </w:p>
           <w:p>
@@ -542,7 +602,17 @@
                 <w:sz w:val="20"/>
                 <w:szCs w:val="20"/>
               </w:rPr>
-              <w:t>JSON</w:t>
+              <w:t>j</w:t>
+            </w:r>
+            <w:r>
+              <w:rPr>
+                <w:rStyle w:val="span"/>
+                <w:rFonts w:ascii="Rubik" w:hAnsi="Rubik" w:eastAsia="Rubik" w:cs="Rubik"/>
+                <w:color w:val="2A2A2A"/>
+                <w:sz w:val="20"/>
+                <w:szCs w:val="20"/>
+              </w:rPr>
+              <w:t>Query</w:t>
             </w:r>
           </w:p>
           <w:p>
@@ -573,7 +643,7 @@
                 <w:sz w:val="20"/>
                 <w:szCs w:val="20"/>
               </w:rPr>
-              <w:t>AJAX</w:t>
+              <w:t>Responsive Web Design</w:t>
             </w:r>
           </w:p>
           <w:p>
@@ -604,7 +674,7 @@
                 <w:sz w:val="20"/>
                 <w:szCs w:val="20"/>
               </w:rPr>
-              <w:t>WebSocket</w:t>
+              <w:t>Ally</w:t>
             </w:r>
           </w:p>
           <w:p>
@@ -635,7 +705,7 @@
                 <w:sz w:val="20"/>
                 <w:szCs w:val="20"/>
               </w:rPr>
-              <w:t>CDUI (Config-driven UI)</w:t>
+              <w:t>JSON</w:t>
             </w:r>
           </w:p>
           <w:p>
@@ -666,27 +736,7 @@
                 <w:sz w:val="20"/>
                 <w:szCs w:val="20"/>
               </w:rPr>
-              <w:t>iScroll</w:t>
-            </w:r>
-            <w:r>
-              <w:rPr>
-                <w:rStyle w:val="span"/>
-                <w:rFonts w:ascii="Rubik" w:hAnsi="Rubik" w:eastAsia="Rubik" w:cs="Rubik"/>
-                <w:color w:val="2A2A2A"/>
-                <w:sz w:val="20"/>
-                <w:szCs w:val="20"/>
-              </w:rPr>
-              <w:t xml:space="preserve">, </w:t>
-            </w:r>
-            <w:r>
-              <w:rPr>
-                <w:rStyle w:val="span"/>
-                <w:rFonts w:ascii="Rubik" w:hAnsi="Rubik" w:eastAsia="Rubik" w:cs="Rubik"/>
-                <w:color w:val="2A2A2A"/>
-                <w:sz w:val="20"/>
-                <w:szCs w:val="20"/>
-              </w:rPr>
-              <w:t>SwiperJS</w:t>
+              <w:t>AJAX</w:t>
             </w:r>
           </w:p>
           <w:p>
@@ -717,7 +767,7 @@
                 <w:sz w:val="20"/>
                 <w:szCs w:val="20"/>
               </w:rPr>
-              <w:t>Figma</w:t>
+              <w:t>WebSocket</w:t>
             </w:r>
           </w:p>
           <w:p>
@@ -748,17 +798,7 @@
                 <w:sz w:val="20"/>
                 <w:szCs w:val="20"/>
               </w:rPr>
-              <w:t xml:space="preserve">Jest, </w:t>
-            </w:r>
-            <w:r>
-              <w:rPr>
-                <w:rStyle w:val="span"/>
-                <w:rFonts w:ascii="Rubik" w:hAnsi="Rubik" w:eastAsia="Rubik" w:cs="Rubik"/>
-                <w:color w:val="2A2A2A"/>
-                <w:sz w:val="20"/>
-                <w:szCs w:val="20"/>
-              </w:rPr>
-              <w:t>MochaJS</w:t>
+              <w:t>CDUI (Config-driven UI)</w:t>
             </w:r>
           </w:p>
           <w:p>
@@ -789,7 +829,27 @@
                 <w:sz w:val="20"/>
                 <w:szCs w:val="20"/>
               </w:rPr>
-              <w:t>SQL</w:t>
+              <w:t>iScroll</w:t>
+            </w:r>
+            <w:r>
+              <w:rPr>
+                <w:rStyle w:val="span"/>
+                <w:rFonts w:ascii="Rubik" w:hAnsi="Rubik" w:eastAsia="Rubik" w:cs="Rubik"/>
+                <w:color w:val="2A2A2A"/>
+                <w:sz w:val="20"/>
+                <w:szCs w:val="20"/>
+              </w:rPr>
+              <w:t xml:space="preserve">, </w:t>
+            </w:r>
+            <w:r>
+              <w:rPr>
+                <w:rStyle w:val="span"/>
+                <w:rFonts w:ascii="Rubik" w:hAnsi="Rubik" w:eastAsia="Rubik" w:cs="Rubik"/>
+                <w:color w:val="2A2A2A"/>
+                <w:sz w:val="20"/>
+                <w:szCs w:val="20"/>
+              </w:rPr>
+              <w:t>SwiperJS</w:t>
             </w:r>
           </w:p>
           <w:p>
@@ -820,7 +880,7 @@
                 <w:sz w:val="20"/>
                 <w:szCs w:val="20"/>
               </w:rPr>
-              <w:t>REST APIs</w:t>
+              <w:t>Figma</w:t>
             </w:r>
           </w:p>
           <w:p>
@@ -851,7 +911,17 @@
                 <w:sz w:val="20"/>
                 <w:szCs w:val="20"/>
               </w:rPr>
-              <w:t>Selenium</w:t>
+              <w:t xml:space="preserve">Jest, </w:t>
+            </w:r>
+            <w:r>
+              <w:rPr>
+                <w:rStyle w:val="span"/>
+                <w:rFonts w:ascii="Rubik" w:hAnsi="Rubik" w:eastAsia="Rubik" w:cs="Rubik"/>
+                <w:color w:val="2A2A2A"/>
+                <w:sz w:val="20"/>
+                <w:szCs w:val="20"/>
+              </w:rPr>
+              <w:t>MochaJS</w:t>
             </w:r>
           </w:p>
           <w:p>
@@ -882,7 +952,7 @@
                 <w:sz w:val="20"/>
                 <w:szCs w:val="20"/>
               </w:rPr>
-              <w:t>Appium</w:t>
+              <w:t>SQL</w:t>
             </w:r>
           </w:p>
           <w:p>
@@ -913,7 +983,7 @@
                 <w:sz w:val="20"/>
                 <w:szCs w:val="20"/>
               </w:rPr>
-              <w:t>Open AI Codex</w:t>
+              <w:t>REST APIs</w:t>
             </w:r>
           </w:p>
           <w:p>
@@ -944,7 +1014,7 @@
                 <w:sz w:val="20"/>
                 <w:szCs w:val="20"/>
               </w:rPr>
-              <w:t>Prompt Engineering</w:t>
+              <w:t>Appium</w:t>
             </w:r>
           </w:p>
           <w:p>
@@ -975,7 +1045,7 @@
                 <w:sz w:val="20"/>
                 <w:szCs w:val="20"/>
               </w:rPr>
-              <w:t>OCI Gen AI</w:t>
+              <w:t>Open AI Codex</w:t>
             </w:r>
           </w:p>
           <w:p>
@@ -1006,7 +1076,7 @@
                 <w:sz w:val="20"/>
                 <w:szCs w:val="20"/>
               </w:rPr>
-              <w:t>OCI Architect</w:t>
+              <w:t>Prompt Engineering</w:t>
             </w:r>
           </w:p>
           <w:p>
@@ -1037,7 +1107,7 @@
                 <w:sz w:val="20"/>
                 <w:szCs w:val="20"/>
               </w:rPr>
-              <w:t>Java</w:t>
+              <w:t>OCI Gen AI</w:t>
             </w:r>
           </w:p>
           <w:p>
@@ -1068,7 +1138,7 @@
                 <w:sz w:val="20"/>
                 <w:szCs w:val="20"/>
               </w:rPr>
-              <w:t>C# with .NET</w:t>
+              <w:t>OCI Architect</w:t>
             </w:r>
           </w:p>
           <w:p>
@@ -1099,7 +1169,7 @@
                 <w:sz w:val="20"/>
                 <w:szCs w:val="20"/>
               </w:rPr>
-              <w:t>Python</w:t>
+              <w:t>Java</w:t>
             </w:r>
           </w:p>
           <w:p>
@@ -1130,17 +1200,7 @@
                 <w:sz w:val="20"/>
                 <w:szCs w:val="20"/>
               </w:rPr>
-              <w:t>Github</w:t>
-            </w:r>
-            <w:r>
-              <w:rPr>
-                <w:rStyle w:val="span"/>
-                <w:rFonts w:ascii="Rubik" w:hAnsi="Rubik" w:eastAsia="Rubik" w:cs="Rubik"/>
-                <w:color w:val="2A2A2A"/>
-                <w:sz w:val="20"/>
-                <w:szCs w:val="20"/>
-              </w:rPr>
-              <w:t>, Bitbucket</w:t>
+              <w:t>C# with .NET</w:t>
             </w:r>
           </w:p>
           <w:p>
@@ -1171,7 +1231,7 @@
                 <w:sz w:val="20"/>
                 <w:szCs w:val="20"/>
               </w:rPr>
-              <w:t>Embedded Web Apps</w:t>
+              <w:t>Python</w:t>
             </w:r>
           </w:p>
           <w:p>
@@ -1202,7 +1262,17 @@
                 <w:sz w:val="20"/>
                 <w:szCs w:val="20"/>
               </w:rPr>
-              <w:t>Selendroid</w:t>
+              <w:t>Github</w:t>
+            </w:r>
+            <w:r>
+              <w:rPr>
+                <w:rStyle w:val="span"/>
+                <w:rFonts w:ascii="Rubik" w:hAnsi="Rubik" w:eastAsia="Rubik" w:cs="Rubik"/>
+                <w:color w:val="2A2A2A"/>
+                <w:sz w:val="20"/>
+                <w:szCs w:val="20"/>
+              </w:rPr>
+              <w:t>, Bitbucket</w:t>
             </w:r>
           </w:p>
           <w:p>
@@ -1233,7 +1303,7 @@
                 <w:sz w:val="20"/>
                 <w:szCs w:val="20"/>
               </w:rPr>
-              <w:t>SeeTest</w:t>
+              <w:t>Embedded Web Apps</w:t>
             </w:r>
           </w:p>
           <w:p>
@@ -1264,7 +1334,48 @@
                 <w:sz w:val="20"/>
                 <w:szCs w:val="20"/>
               </w:rPr>
-              <w:t>Squish</w:t>
+              <w:t>Selenium</w:t>
+            </w:r>
+          </w:p>
+          <w:p>
+            <w:pPr>
+              <w:pStyle w:val="documentskn-mld9ullinth-last-child1"/>
+              <w:numPr>
+                <w:ilvl w:val="0"/>
+                <w:numId w:val="1"/>
+              </w:numPr>
+              <w:suppressLineNumbers w:val="0"/>
+              <w:bidi w:val="0"/>
+              <w:spacing w:before="0" w:beforeAutospacing="off" w:after="0" w:afterAutospacing="off" w:line="260" w:lineRule="atLeast"/>
+              <w:ind w:left="202" w:right="0" w:hanging="192"/>
+              <w:jc w:val="left"/>
+              <w:rPr>
+                <w:rStyle w:val="span"/>
+                <w:rFonts w:ascii="Rubik" w:hAnsi="Rubik" w:eastAsia="Rubik" w:cs="Rubik"/>
+                <w:color w:val="2A2A2A"/>
+                <w:sz w:val="20"/>
+                <w:szCs w:val="20"/>
+              </w:rPr>
+            </w:pPr>
+            <w:r>
+              <w:rPr>
+                <w:rStyle w:val="span"/>
+                <w:rFonts w:ascii="Rubik" w:hAnsi="Rubik" w:eastAsia="Rubik" w:cs="Rubik"/>
+                <w:color w:val="2A2A2A"/>
+                <w:sz w:val="20"/>
+                <w:szCs w:val="20"/>
+              </w:rPr>
+              <w:t>SeeTest</w:t>
+            </w:r>
+            <w:r>
+              <w:rPr>
+                <w:rStyle w:val="span"/>
+                <w:rFonts w:ascii="Rubik" w:hAnsi="Rubik" w:eastAsia="Rubik" w:cs="Rubik"/>
+                <w:color w:val="2A2A2A"/>
+                <w:sz w:val="20"/>
+                <w:szCs w:val="20"/>
+              </w:rPr>
+              <w:t>, Squish</w:t>
             </w:r>
           </w:p>
           <w:p>
@@ -1272,11 +1383,9 @@
               <w:pStyle w:val="documentskn-mld9sectiontitle"/>
               <w:spacing w:before="400" w:after="100"/>
               <w:rPr>
-                <w:rStyle w:val="span"/>
-                <w:rFonts w:ascii="Rubik" w:hAnsi="Rubik" w:eastAsia="Rubik" w:cs="Rubik"/>
-                <w:color w:val="2A2A2A"/>
-                <w:sz w:val="20"/>
-                <w:szCs w:val="20"/>
+                <w:rStyle w:val="documentskn-mld9left-box"/>
+                <w:rFonts w:ascii="Rubik" w:hAnsi="Rubik" w:eastAsia="Rubik" w:cs="Rubik"/>
+                <w:color w:val="2A2A2A"/>
               </w:rPr>
             </w:pPr>
             <w:r>
@@ -1290,7 +1399,7 @@
             <w:r>
               <w:br/>
             </w:r>
-            <w:hyperlink r:id="Rbcb8c8c587044104">
+            <w:hyperlink r:id="Ref8fd0612fcc4aee">
               <w:r>
                 <w:rPr>
                   <w:rStyle w:val="Hyperlink"/>
@@ -1301,28 +1410,23 @@
                 <w:t>LinkedIn</w:t>
               </w:r>
             </w:hyperlink>
-          </w:p>
-          <w:p>
-            <w:pPr>
-              <w:pStyle w:val="documentskn-mld9sectiontitle"/>
-              <w:spacing w:before="400" w:after="100"/>
-              <w:rPr>
-                <w:rStyle w:val="documentskn-mld9left-box"/>
-                <w:rFonts w:ascii="Rubik" w:hAnsi="Rubik" w:eastAsia="Rubik" w:cs="Rubik"/>
-                <w:color w:val="2A2A2A"/>
-              </w:rPr>
-            </w:pPr>
-          </w:p>
-          <w:p>
-            <w:pPr>
-              <w:pStyle w:val="documentskn-mld9sectiontitle"/>
-              <w:spacing w:before="400" w:after="100"/>
-              <w:rPr>
-                <w:rStyle w:val="documentskn-mld9left-box"/>
-                <w:rFonts w:ascii="Rubik" w:hAnsi="Rubik" w:eastAsia="Rubik" w:cs="Rubik"/>
-                <w:color w:val="2A2A2A"/>
-              </w:rPr>
-            </w:pPr>
+            <w:r>
+              <w:br/>
+            </w:r>
+            <w:hyperlink r:id="R9dee8422ee634539">
+              <w:r>
+                <w:rPr>
+                  <w:rStyle w:val="Hyperlink"/>
+                  <w:rFonts w:ascii="Rubik" w:hAnsi="Rubik" w:eastAsia="Rubik" w:cs="Rubik"/>
+                  <w:sz w:val="20"/>
+                  <w:szCs w:val="20"/>
+                </w:rPr>
+                <w:t>Portfolio</w:t>
+              </w:r>
+            </w:hyperlink>
+            <w:r>
+              <w:br/>
+            </w:r>
           </w:p>
           <w:p>
             <w:pPr>
@@ -2643,23 +2747,9 @@
           </w:p>
           <w:p>
             <w:pPr>
-              <w:pStyle w:val="documentskn-mld9ulli"/>
-              <w:spacing w:line="260" w:lineRule="atLeast"/>
+              <w:pStyle w:val="documentskn-mld9sectiontitle"/>
+              <w:spacing w:before="400" w:after="100" w:line="260" w:lineRule="atLeast"/>
               <w:ind w:left="200" w:hanging="192"/>
-              <w:rPr>
-                <w:rFonts w:ascii="Rubik" w:hAnsi="Rubik" w:eastAsia="Rubik" w:cs="Rubik"/>
-                <w:noProof w:val="0"/>
-                <w:color w:val="2A2A2A"/>
-                <w:sz w:val="20"/>
-                <w:szCs w:val="20"/>
-                <w:lang w:val="en-US" w:eastAsia="en-US" w:bidi="ar-SA"/>
-              </w:rPr>
-            </w:pPr>
-          </w:p>
-          <w:p>
-            <w:pPr>
-              <w:pStyle w:val="documentskn-mld9sectiontitle"/>
-              <w:spacing w:before="400" w:after="100"/>
               <w:rPr>
                 <w:rStyle w:val="documentskn-mld9right-box"/>
                 <w:rFonts w:ascii="Rubik" w:hAnsi="Rubik" w:eastAsia="Rubik" w:cs="Rubik"/>
@@ -4082,7 +4172,7 @@
                 <w:szCs w:val="20"/>
                 <w:lang w:val="en-US" w:eastAsia="en-US" w:bidi="ar-SA"/>
               </w:rPr>
-              <w:t>Supported static website deployment using Next.js with Cloudflare Workers for redirect services. • Contributed to feature planning, implementation, architecture improvements, bug fixes, unit testing, and sprint demos.</w:t>
+              <w:t>Supported static website deployment using Next.js with Cloudflare Workers for redirect services.</w:t>
             </w:r>
           </w:p>
           <w:p>
@@ -4175,6 +4265,39 @@
           </w:p>
           <w:p>
             <w:pPr>
+              <w:pStyle w:val="documentskn-mld9ulli"/>
+              <w:numPr>
+                <w:ilvl w:val="0"/>
+                <w:numId w:val="28"/>
+              </w:numPr>
+              <w:suppressLineNumbers w:val="0"/>
+              <w:bidi w:val="0"/>
+              <w:spacing w:before="0" w:beforeAutospacing="off" w:after="0" w:afterAutospacing="off" w:line="260" w:lineRule="atLeast"/>
+              <w:ind w:left="200" w:right="0" w:hanging="192"/>
+              <w:jc w:val="left"/>
+              <w:rPr>
+                <w:rFonts w:ascii="Rubik" w:hAnsi="Rubik" w:eastAsia="Rubik" w:cs="Rubik"/>
+                <w:noProof w:val="0"/>
+                <w:color w:val="2A2A2A"/>
+                <w:sz w:val="20"/>
+                <w:szCs w:val="20"/>
+                <w:lang w:val="en-US" w:eastAsia="en-US" w:bidi="ar-SA"/>
+              </w:rPr>
+            </w:pPr>
+            <w:r>
+              <w:rPr>
+                <w:rFonts w:ascii="Rubik" w:hAnsi="Rubik" w:eastAsia="Rubik" w:cs="Rubik"/>
+                <w:noProof w:val="0"/>
+                <w:color w:val="2A2A2A"/>
+                <w:sz w:val="20"/>
+                <w:szCs w:val="20"/>
+                <w:lang w:val="en-US" w:eastAsia="en-US" w:bidi="ar-SA"/>
+              </w:rPr>
+              <w:t>Architected a high-performance frontend foundation by integrating TanStack Router and Query for stateful navigation alongside Tailwind CSS for design system consistency, achieving near-instant page transitions and enhanced UI fluidity.</w:t>
+            </w:r>
+          </w:p>
+          <w:p>
+            <w:pPr>
               <w:pStyle w:val="documentskn-mld9ullinth-last-child1"/>
               <w:numPr>
                 <w:ilvl w:val="0"/>
@@ -5175,7 +5298,7 @@
                 <w:szCs w:val="20"/>
                 <w:lang w:val="en-US" w:eastAsia="en-US" w:bidi="ar-SA"/>
               </w:rPr>
-              <w:t xml:space="preserve">Developed test automation scripts in Python using Squish. • Implemented AppleScripts for Mac automation support. </w:t>
+              <w:t>Developed test automation scripts in Python using Squish.</w:t>
             </w:r>
           </w:p>
           <w:p>
@@ -5258,69 +5381,6 @@
                 <w:lang w:val="en-US" w:eastAsia="en-US" w:bidi="ar-SA"/>
               </w:rPr>
               <w:t xml:space="preserve">-based mobile test automation and end-to-end SDLC validation. </w:t>
-            </w:r>
-          </w:p>
-          <w:p>
-            <w:pPr>
-              <w:pStyle w:val="documentskn-mld9ulli"/>
-              <w:numPr>
-                <w:ilvl w:val="0"/>
-                <w:numId w:val="30"/>
-              </w:numPr>
-              <w:spacing w:line="260" w:lineRule="atLeast"/>
-              <w:ind w:left="200" w:hanging="192"/>
-              <w:rPr>
-                <w:rFonts w:ascii="Rubik" w:hAnsi="Rubik" w:eastAsia="Rubik" w:cs="Rubik"/>
-                <w:noProof w:val="0"/>
-                <w:color w:val="2A2A2A"/>
-                <w:sz w:val="20"/>
-                <w:szCs w:val="20"/>
-                <w:lang w:val="en-US" w:eastAsia="en-US" w:bidi="ar-SA"/>
-              </w:rPr>
-            </w:pPr>
-            <w:r>
-              <w:rPr>
-                <w:rFonts w:ascii="Rubik" w:hAnsi="Rubik" w:eastAsia="Rubik" w:cs="Rubik"/>
-                <w:noProof w:val="0"/>
-                <w:color w:val="2A2A2A"/>
-                <w:sz w:val="20"/>
-                <w:szCs w:val="20"/>
-                <w:lang w:val="en-US" w:eastAsia="en-US" w:bidi="ar-SA"/>
-              </w:rPr>
-              <w:t xml:space="preserve">Set up automation environments and </w:t>
-            </w:r>
-            <w:r>
-              <w:rPr>
-                <w:rFonts w:ascii="Rubik" w:hAnsi="Rubik" w:eastAsia="Rubik" w:cs="Rubik"/>
-                <w:noProof w:val="0"/>
-                <w:color w:val="2A2A2A"/>
-                <w:sz w:val="20"/>
-                <w:szCs w:val="20"/>
-                <w:lang w:val="en-US" w:eastAsia="en-US" w:bidi="ar-SA"/>
-              </w:rPr>
-              <w:t>executed</w:t>
-            </w:r>
-            <w:r>
-              <w:rPr>
-                <w:rFonts w:ascii="Rubik" w:hAnsi="Rubik" w:eastAsia="Rubik" w:cs="Rubik"/>
-                <w:noProof w:val="0"/>
-                <w:color w:val="2A2A2A"/>
-                <w:sz w:val="20"/>
-                <w:szCs w:val="20"/>
-                <w:lang w:val="en-US" w:eastAsia="en-US" w:bidi="ar-SA"/>
-              </w:rPr>
-              <w:t xml:space="preserve"> regress</w:t>
-            </w:r>
-            <w:r>
-              <w:rPr>
-                <w:rFonts w:ascii="Rubik" w:hAnsi="Rubik" w:eastAsia="Rubik" w:cs="Rubik"/>
-                <w:noProof w:val="0"/>
-                <w:color w:val="2A2A2A"/>
-                <w:sz w:val="20"/>
-                <w:szCs w:val="20"/>
-                <w:lang w:val="en-US" w:eastAsia="en-US" w:bidi="ar-SA"/>
-              </w:rPr>
-              <w:t xml:space="preserve">ion suites. </w:t>
             </w:r>
           </w:p>
           <w:p>

--- a/docs/satishsarakanamdocx.docx
+++ b/docs/satishsarakanamdocx.docx
@@ -4293,7 +4293,73 @@
                 <w:szCs w:val="20"/>
                 <w:lang w:val="en-US" w:eastAsia="en-US" w:bidi="ar-SA"/>
               </w:rPr>
-              <w:t>Architected a high-performance frontend foundation by integrating TanStack Router and Query for stateful navigation alongside Tailwind CSS for design system consistency, achieving near-instant page transitions and enhanced UI fluidity.</w:t>
+              <w:t xml:space="preserve">Architected a high-performance frontend foundation by integrating </w:t>
+            </w:r>
+            <w:r>
+              <w:rPr>
+                <w:rFonts w:ascii="Rubik" w:hAnsi="Rubik" w:eastAsia="Rubik" w:cs="Rubik"/>
+                <w:noProof w:val="0"/>
+                <w:color w:val="2A2A2A"/>
+                <w:sz w:val="20"/>
+                <w:szCs w:val="20"/>
+                <w:lang w:val="en-US" w:eastAsia="en-US" w:bidi="ar-SA"/>
+              </w:rPr>
+              <w:t>TanStack</w:t>
+            </w:r>
+            <w:r>
+              <w:rPr>
+                <w:rFonts w:ascii="Rubik" w:hAnsi="Rubik" w:eastAsia="Rubik" w:cs="Rubik"/>
+                <w:noProof w:val="0"/>
+                <w:color w:val="2A2A2A"/>
+                <w:sz w:val="20"/>
+                <w:szCs w:val="20"/>
+                <w:lang w:val="en-US" w:eastAsia="en-US" w:bidi="ar-SA"/>
+              </w:rPr>
+              <w:t xml:space="preserve"> </w:t>
+            </w:r>
+            <w:r>
+              <w:rPr>
+                <w:rFonts w:ascii="Rubik" w:hAnsi="Rubik" w:eastAsia="Rubik" w:cs="Rubik"/>
+                <w:noProof w:val="0"/>
+                <w:color w:val="2A2A2A"/>
+                <w:sz w:val="20"/>
+                <w:szCs w:val="20"/>
+                <w:lang w:val="en-US" w:eastAsia="en-US" w:bidi="ar-SA"/>
+              </w:rPr>
+              <w:t xml:space="preserve">Query </w:t>
+            </w:r>
+            <w:r>
+              <w:rPr>
+                <w:rFonts w:ascii="Rubik" w:hAnsi="Rubik" w:eastAsia="Rubik" w:cs="Rubik"/>
+                <w:noProof w:val="0"/>
+                <w:color w:val="2A2A2A"/>
+                <w:sz w:val="20"/>
+                <w:szCs w:val="20"/>
+                <w:lang w:val="en-US" w:eastAsia="en-US" w:bidi="ar-SA"/>
+              </w:rPr>
+              <w:t xml:space="preserve">and </w:t>
+            </w:r>
+            <w:r>
+              <w:rPr>
+                <w:rFonts w:ascii="Rubik" w:hAnsi="Rubik" w:eastAsia="Rubik" w:cs="Rubik"/>
+                <w:noProof w:val="0"/>
+                <w:color w:val="2A2A2A"/>
+                <w:sz w:val="20"/>
+                <w:szCs w:val="20"/>
+                <w:lang w:val="en-US" w:eastAsia="en-US" w:bidi="ar-SA"/>
+              </w:rPr>
+              <w:t xml:space="preserve">React Router </w:t>
+            </w:r>
+            <w:r>
+              <w:rPr>
+                <w:rFonts w:ascii="Rubik" w:hAnsi="Rubik" w:eastAsia="Rubik" w:cs="Rubik"/>
+                <w:noProof w:val="0"/>
+                <w:color w:val="2A2A2A"/>
+                <w:sz w:val="20"/>
+                <w:szCs w:val="20"/>
+                <w:lang w:val="en-US" w:eastAsia="en-US" w:bidi="ar-SA"/>
+              </w:rPr>
+              <w:t>for stateful navigation alongside Tailwind CSS for design system consistency, achieving near-instant page transitions and enhanced UI fluidity.</w:t>
             </w:r>
           </w:p>
           <w:p>
